--- a/README（職員配付用）ボツ.docx
+++ b/README（職員配付用）ボツ.docx
@@ -1,6 +1,6 @@
 
 <file path=word/document.xml><?xml version="1.0" encoding="utf-8"?>
-<w:document xmlns:wpc="http://schemas.microsoft.com/office/word/2010/wordprocessingCanvas" xmlns:cx="http://schemas.microsoft.com/office/drawing/2014/chartex" xmlns:cx1="http://schemas.microsoft.com/office/drawing/2015/9/8/chartex" xmlns:cx2="http://schemas.microsoft.com/office/drawing/2015/10/21/chartex" xmlns:cx3="http://schemas.microsoft.com/office/drawing/2016/5/9/chartex" xmlns:cx4="http://schemas.microsoft.com/office/drawing/2016/5/10/chartex" xmlns:cx5="http://schemas.microsoft.com/office/drawing/2016/5/11/chartex" xmlns:cx6="http://schemas.microsoft.com/office/drawing/2016/5/12/chartex" xmlns:cx7="http://schemas.microsoft.com/office/drawing/2016/5/13/chartex" xmlns:cx8="http://schemas.microsoft.com/office/drawing/2016/5/14/chartex" xmlns:mc="http://schemas.openxmlformats.org/markup-compatibility/2006" xmlns:aink="http://schemas.microsoft.com/office/drawing/2016/ink" xmlns:am3d="http://schemas.microsoft.com/office/drawing/2017/model3d" xmlns:o="urn:schemas-microsoft-com:office:office" xmlns:oel="http://schemas.microsoft.com/office/2019/extlst" xmlns:r="http://schemas.openxmlformats.org/officeDocument/2006/relationships" xmlns:m="http://schemas.openxmlformats.org/officeDocument/2006/math" xmlns:v="urn:schemas-microsoft-com:vml" xmlns:wp14="http://schemas.microsoft.com/office/word/2010/wordprocessingDrawing" xmlns:wp="http://schemas.openxmlformats.org/drawingml/2006/wordprocessingDrawing" xmlns:w10="urn:schemas-microsoft-com:office:word" xmlns:w="http://schemas.openxmlformats.org/wordprocessingml/2006/main" xmlns:w14="http://schemas.microsoft.com/office/word/2010/wordml" xmlns:w15="http://schemas.microsoft.com/office/word/2012/wordml" xmlns:w16cex="http://schemas.microsoft.com/office/word/2018/wordml/cex" xmlns:w16cid="http://schemas.microsoft.com/office/word/2016/wordml/cid" xmlns:w16="http://schemas.microsoft.com/office/word/2018/wordml" xmlns:w16du="http://schemas.microsoft.com/office/word/2023/wordml/word16du" xmlns:w16sdtdh="http://schemas.microsoft.com/office/word/2020/wordml/sdtdatahash" xmlns:w16sdtfl="http://schemas.microsoft.com/office/word/2024/wordml/sdtformatlock" xmlns:w16se="http://schemas.microsoft.com/office/word/2015/wordml/symex" xmlns:wpg="http://schemas.microsoft.com/office/word/2010/wordprocessingGroup" xmlns:wpi="http://schemas.microsoft.com/office/word/2010/wordprocessingInk" xmlns:wne="http://schemas.microsoft.com/office/word/2006/wordml" xmlns:wps="http://schemas.microsoft.com/office/word/2010/wordprocessingShape" mc:Ignorable="w14 w15 w16se w16cid w16 w16cex w16sdtdh w16sdtfl w16du wp14">
+<w:document xmlns:wpc="http://schemas.microsoft.com/office/word/2010/wordprocessingCanvas" xmlns:cx="http://schemas.microsoft.com/office/drawing/2014/chartex" xmlns:cx1="http://schemas.microsoft.com/office/drawing/2015/9/8/chartex" xmlns:cx2="http://schemas.microsoft.com/office/drawing/2015/10/21/chartex" xmlns:cx3="http://schemas.microsoft.com/office/drawing/2016/5/9/chartex" xmlns:cx4="http://schemas.microsoft.com/office/drawing/2016/5/10/chartex" xmlns:cx5="http://schemas.microsoft.com/office/drawing/2016/5/11/chartex" xmlns:cx6="http://schemas.microsoft.com/office/drawing/2016/5/12/chartex" xmlns:cx7="http://schemas.microsoft.com/office/drawing/2016/5/13/chartex" xmlns:cx8="http://schemas.microsoft.com/office/drawing/2016/5/14/chartex" xmlns:mc="http://schemas.openxmlformats.org/markup-compatibility/2006" xmlns:aink="http://schemas.microsoft.com/office/drawing/2016/ink" xmlns:am3d="http://schemas.microsoft.com/office/drawing/2017/model3d" xmlns:o="urn:schemas-microsoft-com:office:office" xmlns:r="http://schemas.openxmlformats.org/officeDocument/2006/relationships" xmlns:m="http://schemas.openxmlformats.org/officeDocument/2006/math" xmlns:v="urn:schemas-microsoft-com:vml" xmlns:wp14="http://schemas.microsoft.com/office/word/2010/wordprocessingDrawing" xmlns:wp="http://schemas.openxmlformats.org/drawingml/2006/wordprocessingDrawing" xmlns:w10="urn:schemas-microsoft-com:office:word" xmlns:w="http://schemas.openxmlformats.org/wordprocessingml/2006/main" xmlns:w14="http://schemas.microsoft.com/office/word/2010/wordml" xmlns:w15="http://schemas.microsoft.com/office/word/2012/wordml" xmlns:w16cid="http://schemas.microsoft.com/office/word/2016/wordml/cid" xmlns:w16se="http://schemas.microsoft.com/office/word/2015/wordml/symex" xmlns:wpg="http://schemas.microsoft.com/office/word/2010/wordprocessingGroup" xmlns:wpi="http://schemas.microsoft.com/office/word/2010/wordprocessingInk" xmlns:wne="http://schemas.microsoft.com/office/word/2006/wordml" xmlns:wps="http://schemas.microsoft.com/office/word/2010/wordprocessingShape" mc:Ignorable="w14 w15 w16se w16cid wp14">
   <w:body>
     <w:p>
       <w:pPr>
@@ -9,6 +9,7 @@
           <w:lang w:eastAsia="ja-JP"/>
         </w:rPr>
       </w:pPr>
+      <w:proofErr w:type="spellStart"/>
       <w:r>
         <w:rPr>
           <w:b/>
@@ -16,7 +17,35 @@
           <w:sz w:val="40"/>
           <w:lang w:eastAsia="ja-JP"/>
         </w:rPr>
-        <w:t>CSV_to_Excelツール 利用案内</w:t>
+        <w:t>CSV_to_Excel</w:t>
+      </w:r>
+      <w:proofErr w:type="spellEnd"/>
+      <w:r>
+        <w:rPr>
+          <w:b/>
+          <w:color w:val="17324D"/>
+          <w:sz w:val="40"/>
+          <w:lang w:eastAsia="ja-JP"/>
+        </w:rPr>
+        <w:t>ツール</w:t>
+      </w:r>
+      <w:r>
+        <w:rPr>
+          <w:b/>
+          <w:color w:val="17324D"/>
+          <w:sz w:val="40"/>
+          <w:lang w:eastAsia="ja-JP"/>
+        </w:rPr>
+        <w:t xml:space="preserve"> </w:t>
+      </w:r>
+      <w:r>
+        <w:rPr>
+          <w:b/>
+          <w:color w:val="17324D"/>
+          <w:sz w:val="40"/>
+          <w:lang w:eastAsia="ja-JP"/>
+        </w:rPr>
+        <w:t>利用案内</w:t>
       </w:r>
     </w:p>
     <w:p>
@@ -32,7 +61,31 @@
           <w:sz w:val="22"/>
           <w:lang w:eastAsia="ja-JP"/>
         </w:rPr>
-        <w:t>CSVファイルをExcelで開くときの文字化け、先頭ゼロ落ち及び指数表記化を防ぎます</w:t>
+        <w:t>CSV</w:t>
+      </w:r>
+      <w:r>
+        <w:rPr>
+          <w:color w:val="1F4E79"/>
+          <w:sz w:val="22"/>
+          <w:lang w:eastAsia="ja-JP"/>
+        </w:rPr>
+        <w:t>ファイルを</w:t>
+      </w:r>
+      <w:r>
+        <w:rPr>
+          <w:color w:val="1F4E79"/>
+          <w:sz w:val="22"/>
+          <w:lang w:eastAsia="ja-JP"/>
+        </w:rPr>
+        <w:t>Excel</w:t>
+      </w:r>
+      <w:r>
+        <w:rPr>
+          <w:color w:val="1F4E79"/>
+          <w:sz w:val="22"/>
+          <w:lang w:eastAsia="ja-JP"/>
+        </w:rPr>
+        <w:t>で開くときの文字化け、先頭ゼロ落ち及び指数表記化を防ぎます</w:t>
       </w:r>
     </w:p>
     <w:p>
@@ -94,7 +147,56 @@
                 <w:sz w:val="20"/>
                 <w:lang w:eastAsia="ja-JP"/>
               </w:rPr>
-              <w:t>CSVファイルを「【ここにCSVをドロップ】to_Excel.bat」にドラッグ＆ドロップするだけで使用できます。元のCSVファイルは直接編集しません。</w:t>
+              <w:t>CSV</w:t>
+            </w:r>
+            <w:r>
+              <w:rPr>
+                <w:sz w:val="20"/>
+                <w:lang w:eastAsia="ja-JP"/>
+              </w:rPr>
+              <w:t>ファイルを「【ここに</w:t>
+            </w:r>
+            <w:r>
+              <w:rPr>
+                <w:sz w:val="20"/>
+                <w:lang w:eastAsia="ja-JP"/>
+              </w:rPr>
+              <w:t>CSV</w:t>
+            </w:r>
+            <w:r>
+              <w:rPr>
+                <w:sz w:val="20"/>
+                <w:lang w:eastAsia="ja-JP"/>
+              </w:rPr>
+              <w:t>をドロップ】</w:t>
+            </w:r>
+            <w:r>
+              <w:rPr>
+                <w:sz w:val="20"/>
+                <w:lang w:eastAsia="ja-JP"/>
+              </w:rPr>
+              <w:t>to_Excel.bat</w:t>
+            </w:r>
+            <w:r>
+              <w:rPr>
+                <w:sz w:val="20"/>
+                <w:lang w:eastAsia="ja-JP"/>
+              </w:rPr>
+              <w:t>」にドラッグ＆ドロップするだけで使用できます。元の</w:t>
+            </w:r>
+            <w:r>
+              <w:rPr>
+                <w:sz w:val="20"/>
+                <w:lang w:eastAsia="ja-JP"/>
+              </w:rPr>
+              <w:t>CSV</w:t>
+            </w:r>
+            <w:r>
+              <w:rPr>
+                <w:sz w:val="20"/>
+                <w:lang w:eastAsia="ja-JP"/>
+              </w:rPr>
+              <w:t>ファイルは直接編集しません。</w:t>
             </w:r>
           </w:p>
         </w:tc>
@@ -144,7 +246,43 @@
         <w:rPr>
           <w:lang w:eastAsia="ja-JP"/>
         </w:rPr>
-        <w:t>本ツールは、CSVファイルをドラッグ＆ドロップするだけで、CSVの内容を新しいExcelブックに表示します。</w:t>
+        <w:t>本ツールは、</w:t>
+      </w:r>
+      <w:r>
+        <w:rPr>
+          <w:lang w:eastAsia="ja-JP"/>
+        </w:rPr>
+        <w:t>CSV</w:t>
+      </w:r>
+      <w:r>
+        <w:rPr>
+          <w:lang w:eastAsia="ja-JP"/>
+        </w:rPr>
+        <w:t>ファイルをドラッグ＆ドロップするだけで、</w:t>
+      </w:r>
+      <w:r>
+        <w:rPr>
+          <w:lang w:eastAsia="ja-JP"/>
+        </w:rPr>
+        <w:t>CSV</w:t>
+      </w:r>
+      <w:r>
+        <w:rPr>
+          <w:lang w:eastAsia="ja-JP"/>
+        </w:rPr>
+        <w:t>の内容を新しい</w:t>
+      </w:r>
+      <w:r>
+        <w:rPr>
+          <w:lang w:eastAsia="ja-JP"/>
+        </w:rPr>
+        <w:t>Excel</w:t>
+      </w:r>
+      <w:r>
+        <w:rPr>
+          <w:lang w:eastAsia="ja-JP"/>
+        </w:rPr>
+        <w:t>ブックに表示します。</w:t>
       </w:r>
     </w:p>
     <w:p>
@@ -159,14 +297,18 @@
         </w:rPr>
         <w:t>このツールで防げることは、次のとおりです。</w:t>
       </w:r>
+      <w:bookmarkStart w:id="0" w:name="_GoBack"/>
+      <w:bookmarkEnd w:id="0"/>
     </w:p>
     <w:p>
       <w:pPr>
         <w:pStyle w:val="a0"/>
       </w:pPr>
+      <w:proofErr w:type="spellStart"/>
       <w:r>
         <w:t>日本語の文字化け</w:t>
       </w:r>
+      <w:proofErr w:type="spellEnd"/>
     </w:p>
     <w:p>
       <w:pPr>
@@ -207,7 +349,13 @@
         <w:rPr>
           <w:lang w:eastAsia="ja-JP"/>
         </w:rPr>
-        <w:t>Excelのインポート操作の手間</w:t>
+        <w:t>Excel</w:t>
+      </w:r>
+      <w:r>
+        <w:rPr>
+          <w:lang w:eastAsia="ja-JP"/>
+        </w:rPr>
+        <w:t>のインポート操作の手間</w:t>
       </w:r>
     </w:p>
     <w:p>
@@ -261,7 +409,25 @@
         <w:rPr>
           <w:lang w:eastAsia="ja-JP"/>
         </w:rPr>
-        <w:t>【ここにCSVをドロップ】to_Excel.bat</w:t>
+        <w:t>【ここに</w:t>
+      </w:r>
+      <w:r>
+        <w:rPr>
+          <w:lang w:eastAsia="ja-JP"/>
+        </w:rPr>
+        <w:t>CSV</w:t>
+      </w:r>
+      <w:r>
+        <w:rPr>
+          <w:lang w:eastAsia="ja-JP"/>
+        </w:rPr>
+        <w:t>をドロップ】</w:t>
+      </w:r>
+      <w:r>
+        <w:rPr>
+          <w:lang w:eastAsia="ja-JP"/>
+        </w:rPr>
+        <w:t>to_Excel.bat</w:t>
       </w:r>
     </w:p>
     <w:p>
@@ -334,7 +500,28 @@
                 <w:sz w:val="20"/>
                 <w:lang w:eastAsia="ja-JP"/>
               </w:rPr>
-              <w:t>batファイルとps1ファイルを別々の場所に移動すると、正しく動作しません。</w:t>
+              <w:t>bat</w:t>
+            </w:r>
+            <w:r>
+              <w:rPr>
+                <w:sz w:val="20"/>
+                <w:lang w:eastAsia="ja-JP"/>
+              </w:rPr>
+              <w:t>ファイルと</w:t>
+            </w:r>
+            <w:r>
+              <w:rPr>
+                <w:sz w:val="20"/>
+                <w:lang w:eastAsia="ja-JP"/>
+              </w:rPr>
+              <w:t>ps1</w:t>
+            </w:r>
+            <w:r>
+              <w:rPr>
+                <w:sz w:val="20"/>
+                <w:lang w:eastAsia="ja-JP"/>
+              </w:rPr>
+              <w:t>ファイルを別々の場所に移動すると、正しく動作しません。</w:t>
             </w:r>
           </w:p>
         </w:tc>
@@ -384,7 +571,21 @@
         <w:rPr>
           <w:lang w:eastAsia="ja-JP"/>
         </w:rPr>
-        <w:t>１、CSV_to_Excelフォルダを、デスクトップなど分かりやすい場所に置きます。</w:t>
+        <w:t>１、</w:t>
+      </w:r>
+      <w:proofErr w:type="spellStart"/>
+      <w:r>
+        <w:rPr>
+          <w:lang w:eastAsia="ja-JP"/>
+        </w:rPr>
+        <w:t>CSV_to_Excel</w:t>
+      </w:r>
+      <w:proofErr w:type="spellEnd"/>
+      <w:r>
+        <w:rPr>
+          <w:lang w:eastAsia="ja-JP"/>
+        </w:rPr>
+        <w:t>フォルダを、デスクトップなど分かりやすい場所に置きます。</w:t>
       </w:r>
     </w:p>
     <w:p>
@@ -397,7 +598,19 @@
         <w:rPr>
           <w:lang w:eastAsia="ja-JP"/>
         </w:rPr>
-        <w:t>２、開きたいCSVファイルを確認します。</w:t>
+        <w:t>２、開きたい</w:t>
+      </w:r>
+      <w:r>
+        <w:rPr>
+          <w:lang w:eastAsia="ja-JP"/>
+        </w:rPr>
+        <w:t>CSV</w:t>
+      </w:r>
+      <w:r>
+        <w:rPr>
+          <w:lang w:eastAsia="ja-JP"/>
+        </w:rPr>
+        <w:t>ファイルを確認します。</w:t>
       </w:r>
     </w:p>
     <w:p>
@@ -410,7 +623,43 @@
         <w:rPr>
           <w:lang w:eastAsia="ja-JP"/>
         </w:rPr>
-        <w:t>３、CSVファイルを「【ここにCSVをドロップ】to_Excel.bat」にドラッグ＆ドロップします。</w:t>
+        <w:t>３、</w:t>
+      </w:r>
+      <w:r>
+        <w:rPr>
+          <w:lang w:eastAsia="ja-JP"/>
+        </w:rPr>
+        <w:t>CSV</w:t>
+      </w:r>
+      <w:r>
+        <w:rPr>
+          <w:lang w:eastAsia="ja-JP"/>
+        </w:rPr>
+        <w:t>ファイルを「【ここに</w:t>
+      </w:r>
+      <w:r>
+        <w:rPr>
+          <w:lang w:eastAsia="ja-JP"/>
+        </w:rPr>
+        <w:t>CSV</w:t>
+      </w:r>
+      <w:r>
+        <w:rPr>
+          <w:lang w:eastAsia="ja-JP"/>
+        </w:rPr>
+        <w:t>をドロップ】</w:t>
+      </w:r>
+      <w:r>
+        <w:rPr>
+          <w:lang w:eastAsia="ja-JP"/>
+        </w:rPr>
+        <w:t>to_Excel.bat</w:t>
+      </w:r>
+      <w:r>
+        <w:rPr>
+          <w:lang w:eastAsia="ja-JP"/>
+        </w:rPr>
+        <w:t>」にドラッグ＆ドロップします。</w:t>
       </w:r>
     </w:p>
     <w:p>
@@ -423,13 +672,36 @@
         <w:rPr>
           <w:lang w:eastAsia="ja-JP"/>
         </w:rPr>
-        <w:t>４、Excelが起動し、新しいブックにCSVの内容が表示されます。</w:t>
+        <w:t>４、</w:t>
+      </w:r>
+      <w:r>
+        <w:rPr>
+          <w:lang w:eastAsia="ja-JP"/>
+        </w:rPr>
+        <w:t>Excel</w:t>
+      </w:r>
+      <w:r>
+        <w:rPr>
+          <w:lang w:eastAsia="ja-JP"/>
+        </w:rPr>
+        <w:t>が起動し、新しいブックに</w:t>
+      </w:r>
+      <w:r>
+        <w:rPr>
+          <w:lang w:eastAsia="ja-JP"/>
+        </w:rPr>
+        <w:t>CSV</w:t>
+      </w:r>
+      <w:r>
+        <w:rPr>
+          <w:lang w:eastAsia="ja-JP"/>
+        </w:rPr>
+        <w:t>の内容が表示されます。</w:t>
       </w:r>
     </w:p>
     <w:p>
       <w:pPr>
         <w:rPr>
-          <w:rFonts w:hint="eastAsia"/>
           <w:lang w:eastAsia="ja-JP"/>
         </w:rPr>
       </w:pPr>
@@ -486,7 +758,35 @@
                 <w:sz w:val="20"/>
                 <w:lang w:eastAsia="ja-JP"/>
               </w:rPr>
-              <w:t>よく使う場合は、「【ここにCSVをドロップ】to_Excel.bat」のショートカットをデスクトップに作成してください。</w:t>
+              <w:t>よく使う場合は、「【ここに</w:t>
+            </w:r>
+            <w:r>
+              <w:rPr>
+                <w:sz w:val="20"/>
+                <w:lang w:eastAsia="ja-JP"/>
+              </w:rPr>
+              <w:t>CSV</w:t>
+            </w:r>
+            <w:r>
+              <w:rPr>
+                <w:sz w:val="20"/>
+                <w:lang w:eastAsia="ja-JP"/>
+              </w:rPr>
+              <w:t>をドロップ】</w:t>
+            </w:r>
+            <w:r>
+              <w:rPr>
+                <w:sz w:val="20"/>
+                <w:lang w:eastAsia="ja-JP"/>
+              </w:rPr>
+              <w:t>to_Excel.bat</w:t>
+            </w:r>
+            <w:r>
+              <w:rPr>
+                <w:sz w:val="20"/>
+                <w:lang w:eastAsia="ja-JP"/>
+              </w:rPr>
+              <w:t>」のショートカットをデスクトップに作成してください。</w:t>
             </w:r>
           </w:p>
         </w:tc>
@@ -548,7 +848,19 @@
         <w:rPr>
           <w:lang w:eastAsia="ja-JP"/>
         </w:rPr>
-        <w:t>対応しているファイルは、拡張子が「.csv」のファイルです。</w:t>
+        <w:t>対応しているファイルは、拡張子が「</w:t>
+      </w:r>
+      <w:r>
+        <w:rPr>
+          <w:lang w:eastAsia="ja-JP"/>
+        </w:rPr>
+        <w:t>.csv</w:t>
+      </w:r>
+      <w:r>
+        <w:rPr>
+          <w:lang w:eastAsia="ja-JP"/>
+        </w:rPr>
+        <w:t>」のファイルです。</w:t>
       </w:r>
     </w:p>
     <w:p>
@@ -577,16 +889,27 @@
         <w:pStyle w:val="a0"/>
       </w:pPr>
       <w:r>
-        <w:t>UTF-8（BOM付き）</w:t>
+        <w:t>UTF-8</w:t>
+      </w:r>
+      <w:r>
+        <w:t>（</w:t>
+      </w:r>
+      <w:r>
+        <w:t>BOM</w:t>
+      </w:r>
+      <w:r>
+        <w:t>付き）</w:t>
       </w:r>
     </w:p>
     <w:p>
       <w:pPr>
         <w:pStyle w:val="a0"/>
       </w:pPr>
+      <w:proofErr w:type="spellStart"/>
       <w:r>
         <w:t>Shift_JIS</w:t>
       </w:r>
+      <w:proofErr w:type="spellEnd"/>
     </w:p>
     <w:p>
       <w:pPr>
@@ -884,7 +1207,19 @@
         <w:rPr>
           <w:lang w:eastAsia="ja-JP"/>
         </w:rPr>
-        <w:t>２、Excel上部の「データ」タブを選択します。</w:t>
+        <w:t>２、</w:t>
+      </w:r>
+      <w:r>
+        <w:rPr>
+          <w:lang w:eastAsia="ja-JP"/>
+        </w:rPr>
+        <w:t>Excel</w:t>
+      </w:r>
+      <w:r>
+        <w:rPr>
+          <w:lang w:eastAsia="ja-JP"/>
+        </w:rPr>
+        <w:t>上部の「データ」タブを選択します。</w:t>
       </w:r>
     </w:p>
     <w:p>
@@ -987,7 +1322,21 @@
                 <w:sz w:val="20"/>
                 <w:lang w:eastAsia="ja-JP"/>
               </w:rPr>
-              <w:t>選択した列がExcel上で数値として認識され、集計できるようになります。</w:t>
+              <w:t>選択した列が</w:t>
+            </w:r>
+            <w:r>
+              <w:rPr>
+                <w:sz w:val="20"/>
+                <w:lang w:eastAsia="ja-JP"/>
+              </w:rPr>
+              <w:t>Excel</w:t>
+            </w:r>
+            <w:r>
+              <w:rPr>
+                <w:sz w:val="20"/>
+                <w:lang w:eastAsia="ja-JP"/>
+              </w:rPr>
+              <w:t>上で数値として認識され、集計できるようになります。</w:t>
             </w:r>
           </w:p>
         </w:tc>
@@ -1037,7 +1386,19 @@
         <w:rPr>
           <w:lang w:eastAsia="ja-JP"/>
         </w:rPr>
-        <w:t>本ツールで開いた内容を保存する場合は、Excelの「名前を付けて保存」を使用してください。</w:t>
+        <w:t>本ツールで開いた内容を保存する場合は、</w:t>
+      </w:r>
+      <w:r>
+        <w:rPr>
+          <w:lang w:eastAsia="ja-JP"/>
+        </w:rPr>
+        <w:t>Excel</w:t>
+      </w:r>
+      <w:r>
+        <w:rPr>
+          <w:lang w:eastAsia="ja-JP"/>
+        </w:rPr>
+        <w:t>の「名前を付けて保存」を使用してください。</w:t>
       </w:r>
     </w:p>
     <w:p>
@@ -1050,7 +1411,31 @@
         <w:rPr>
           <w:lang w:eastAsia="ja-JP"/>
         </w:rPr>
-        <w:t>通常は、Excelブック形式（.xlsx）で保存してください。</w:t>
+        <w:t>通常は、</w:t>
+      </w:r>
+      <w:r>
+        <w:rPr>
+          <w:lang w:eastAsia="ja-JP"/>
+        </w:rPr>
+        <w:t>Excel</w:t>
+      </w:r>
+      <w:r>
+        <w:rPr>
+          <w:lang w:eastAsia="ja-JP"/>
+        </w:rPr>
+        <w:t>ブック形式（</w:t>
+      </w:r>
+      <w:r>
+        <w:rPr>
+          <w:lang w:eastAsia="ja-JP"/>
+        </w:rPr>
+        <w:t>.xlsx</w:t>
+      </w:r>
+      <w:r>
+        <w:rPr>
+          <w:lang w:eastAsia="ja-JP"/>
+        </w:rPr>
+        <w:t>）で保存してください。</w:t>
       </w:r>
     </w:p>
     <w:tbl>
@@ -1105,7 +1490,28 @@
                 <w:sz w:val="20"/>
                 <w:lang w:eastAsia="ja-JP"/>
               </w:rPr>
-              <w:t>CSV形式で保存し直す場合、Excel側の仕様により、文字コードや表示形式が変わる場合があります。</w:t>
+              <w:t>CSV</w:t>
+            </w:r>
+            <w:r>
+              <w:rPr>
+                <w:sz w:val="20"/>
+                <w:lang w:eastAsia="ja-JP"/>
+              </w:rPr>
+              <w:t>形式で保存し直す場合、</w:t>
+            </w:r>
+            <w:r>
+              <w:rPr>
+                <w:sz w:val="20"/>
+                <w:lang w:eastAsia="ja-JP"/>
+              </w:rPr>
+              <w:t>Excel</w:t>
+            </w:r>
+            <w:r>
+              <w:rPr>
+                <w:sz w:val="20"/>
+                <w:lang w:eastAsia="ja-JP"/>
+              </w:rPr>
+              <w:t>側の仕様により、文字コードや表示形式が変わる場合があります。</w:t>
             </w:r>
           </w:p>
         </w:tc>
@@ -1169,7 +1575,37 @@
         <w:rPr>
           <w:lang w:eastAsia="ja-JP"/>
         </w:rPr>
-        <w:t>CSVファイルを「【ここにCSVをドロップ】to_Excel.bat」にドラッグ＆ドロップしているか。</w:t>
+        <w:t>CSV</w:t>
+      </w:r>
+      <w:r>
+        <w:rPr>
+          <w:lang w:eastAsia="ja-JP"/>
+        </w:rPr>
+        <w:t>ファイルを「【ここに</w:t>
+      </w:r>
+      <w:r>
+        <w:rPr>
+          <w:lang w:eastAsia="ja-JP"/>
+        </w:rPr>
+        <w:t>CSV</w:t>
+      </w:r>
+      <w:r>
+        <w:rPr>
+          <w:lang w:eastAsia="ja-JP"/>
+        </w:rPr>
+        <w:t>をドロップ】</w:t>
+      </w:r>
+      <w:r>
+        <w:rPr>
+          <w:lang w:eastAsia="ja-JP"/>
+        </w:rPr>
+        <w:t>to_Excel.bat</w:t>
+      </w:r>
+      <w:r>
+        <w:rPr>
+          <w:lang w:eastAsia="ja-JP"/>
+        </w:rPr>
+        <w:t>」にドラッグ＆ドロップしているか。</w:t>
       </w:r>
     </w:p>
     <w:p>
@@ -1183,7 +1619,25 @@
         <w:rPr>
           <w:lang w:eastAsia="ja-JP"/>
         </w:rPr>
-        <w:t>batファイルとps1ファイルが同じフォルダ内にあるか。</w:t>
+        <w:t>bat</w:t>
+      </w:r>
+      <w:r>
+        <w:rPr>
+          <w:lang w:eastAsia="ja-JP"/>
+        </w:rPr>
+        <w:t>ファイルと</w:t>
+      </w:r>
+      <w:r>
+        <w:rPr>
+          <w:lang w:eastAsia="ja-JP"/>
+        </w:rPr>
+        <w:t>ps1</w:t>
+      </w:r>
+      <w:r>
+        <w:rPr>
+          <w:lang w:eastAsia="ja-JP"/>
+        </w:rPr>
+        <w:t>ファイルが同じフォルダ内にあるか。</w:t>
       </w:r>
     </w:p>
     <w:p>
@@ -1197,7 +1651,13 @@
         <w:rPr>
           <w:lang w:eastAsia="ja-JP"/>
         </w:rPr>
-        <w:t>Microsoft Excelがインストールされているか。</w:t>
+        <w:t>Microsoft Excel</w:t>
+      </w:r>
+      <w:r>
+        <w:rPr>
+          <w:lang w:eastAsia="ja-JP"/>
+        </w:rPr>
+        <w:t>がインストールされているか。</w:t>
       </w:r>
     </w:p>
     <w:p>
@@ -1211,7 +1671,25 @@
         <w:rPr>
           <w:lang w:eastAsia="ja-JP"/>
         </w:rPr>
-        <w:t>CSVファイルの拡張子が「.csv」になっているか。</w:t>
+        <w:t>CSV</w:t>
+      </w:r>
+      <w:r>
+        <w:rPr>
+          <w:lang w:eastAsia="ja-JP"/>
+        </w:rPr>
+        <w:t>ファイルの拡張子が「</w:t>
+      </w:r>
+      <w:r>
+        <w:rPr>
+          <w:lang w:eastAsia="ja-JP"/>
+        </w:rPr>
+        <w:t>.csv</w:t>
+      </w:r>
+      <w:r>
+        <w:rPr>
+          <w:lang w:eastAsia="ja-JP"/>
+        </w:rPr>
+        <w:t>」になっているか。</w:t>
       </w:r>
     </w:p>
     <w:p>
@@ -1225,7 +1703,13 @@
         <w:rPr>
           <w:lang w:eastAsia="ja-JP"/>
         </w:rPr>
-        <w:t>CSVファイルを他のアプリで開いたままにしていないか。</w:t>
+        <w:t>CSV</w:t>
+      </w:r>
+      <w:r>
+        <w:rPr>
+          <w:lang w:eastAsia="ja-JP"/>
+        </w:rPr>
+        <w:t>ファイルを他のアプリで開いたままにしていないか。</w:t>
       </w:r>
     </w:p>
     <w:p>
@@ -1345,7 +1829,19 @@
         <w:rPr>
           <w:lang w:eastAsia="ja-JP"/>
         </w:rPr>
-        <w:t>本ツールは、CSV確認作業を補助するためのものです。</w:t>
+        <w:t>本ツールは、</w:t>
+      </w:r>
+      <w:r>
+        <w:rPr>
+          <w:lang w:eastAsia="ja-JP"/>
+        </w:rPr>
+        <w:t>CSV</w:t>
+      </w:r>
+      <w:r>
+        <w:rPr>
+          <w:lang w:eastAsia="ja-JP"/>
+        </w:rPr>
+        <w:t>確認作業を補助するためのものです。</w:t>
       </w:r>
     </w:p>
     <w:p>
@@ -1359,7 +1855,19 @@
         <w:rPr>
           <w:lang w:eastAsia="ja-JP"/>
         </w:rPr>
-        <w:t>重要なデータを扱う場合は、元のCSVファイルを保存した状態で使用してください。</w:t>
+        <w:t>重要なデータを扱う場合は、元の</w:t>
+      </w:r>
+      <w:r>
+        <w:rPr>
+          <w:lang w:eastAsia="ja-JP"/>
+        </w:rPr>
+        <w:t>CSV</w:t>
+      </w:r>
+      <w:r>
+        <w:rPr>
+          <w:lang w:eastAsia="ja-JP"/>
+        </w:rPr>
+        <w:t>ファイルを保存した状態で使用してください。</w:t>
       </w:r>
     </w:p>
     <w:p>
@@ -1373,7 +1881,31 @@
         <w:rPr>
           <w:lang w:eastAsia="ja-JP"/>
         </w:rPr>
-        <w:t>大規模なCSVファイルを処理する場合は、Excelの起動や転記に時間がかかることがあります。</w:t>
+        <w:t>大規模な</w:t>
+      </w:r>
+      <w:r>
+        <w:rPr>
+          <w:lang w:eastAsia="ja-JP"/>
+        </w:rPr>
+        <w:t>CSV</w:t>
+      </w:r>
+      <w:r>
+        <w:rPr>
+          <w:lang w:eastAsia="ja-JP"/>
+        </w:rPr>
+        <w:t>ファイルを処理する場合は、</w:t>
+      </w:r>
+      <w:r>
+        <w:rPr>
+          <w:lang w:eastAsia="ja-JP"/>
+        </w:rPr>
+        <w:t>Excel</w:t>
+      </w:r>
+      <w:r>
+        <w:rPr>
+          <w:lang w:eastAsia="ja-JP"/>
+        </w:rPr>
+        <w:t>の起動や転記に時間がかかることがあります。</w:t>
       </w:r>
     </w:p>
     <w:p>
@@ -1387,7 +1919,37 @@
         <w:rPr>
           <w:lang w:eastAsia="ja-JP"/>
         </w:rPr>
-        <w:t>Excelの行数又は列数の上限を超えるCSVファイルは、Excel上に</w:t>
+        <w:t>Excel</w:t>
+      </w:r>
+      <w:r>
+        <w:rPr>
+          <w:lang w:eastAsia="ja-JP"/>
+        </w:rPr>
+        <w:t>の行数又は列数の上限を超える</w:t>
+      </w:r>
+      <w:r>
+        <w:rPr>
+          <w:lang w:eastAsia="ja-JP"/>
+        </w:rPr>
+        <w:t>CSV</w:t>
+      </w:r>
+      <w:r>
+        <w:rPr>
+          <w:lang w:eastAsia="ja-JP"/>
+        </w:rPr>
+        <w:t>ファイルは、</w:t>
+      </w:r>
+      <w:r>
+        <w:rPr>
+          <w:lang w:eastAsia="ja-JP"/>
+        </w:rPr>
+        <w:t>Excel</w:t>
+      </w:r>
+      <w:r>
+        <w:rPr>
+          <w:lang w:eastAsia="ja-JP"/>
+        </w:rPr>
+        <w:t>上に</w:t>
       </w:r>
       <w:r>
         <w:rPr>
@@ -1427,7 +1989,7 @@
 </file>
 
 <file path=word/endnotes.xml><?xml version="1.0" encoding="utf-8"?>
-<w:endnotes xmlns:wpc="http://schemas.microsoft.com/office/word/2010/wordprocessingCanvas" xmlns:cx="http://schemas.microsoft.com/office/drawing/2014/chartex" xmlns:cx1="http://schemas.microsoft.com/office/drawing/2015/9/8/chartex" xmlns:cx2="http://schemas.microsoft.com/office/drawing/2015/10/21/chartex" xmlns:cx3="http://schemas.microsoft.com/office/drawing/2016/5/9/chartex" xmlns:cx4="http://schemas.microsoft.com/office/drawing/2016/5/10/chartex" xmlns:cx5="http://schemas.microsoft.com/office/drawing/2016/5/11/chartex" xmlns:cx6="http://schemas.microsoft.com/office/drawing/2016/5/12/chartex" xmlns:cx7="http://schemas.microsoft.com/office/drawing/2016/5/13/chartex" xmlns:cx8="http://schemas.microsoft.com/office/drawing/2016/5/14/chartex" xmlns:mc="http://schemas.openxmlformats.org/markup-compatibility/2006" xmlns:aink="http://schemas.microsoft.com/office/drawing/2016/ink" xmlns:am3d="http://schemas.microsoft.com/office/drawing/2017/model3d" xmlns:o="urn:schemas-microsoft-com:office:office" xmlns:oel="http://schemas.microsoft.com/office/2019/extlst" xmlns:r="http://schemas.openxmlformats.org/officeDocument/2006/relationships" xmlns:m="http://schemas.openxmlformats.org/officeDocument/2006/math" xmlns:v="urn:schemas-microsoft-com:vml" xmlns:wp14="http://schemas.microsoft.com/office/word/2010/wordprocessingDrawing" xmlns:wp="http://schemas.openxmlformats.org/drawingml/2006/wordprocessingDrawing" xmlns:w10="urn:schemas-microsoft-com:office:word" xmlns:w="http://schemas.openxmlformats.org/wordprocessingml/2006/main" xmlns:w14="http://schemas.microsoft.com/office/word/2010/wordml" xmlns:w15="http://schemas.microsoft.com/office/word/2012/wordml" xmlns:w16cex="http://schemas.microsoft.com/office/word/2018/wordml/cex" xmlns:w16cid="http://schemas.microsoft.com/office/word/2016/wordml/cid" xmlns:w16="http://schemas.microsoft.com/office/word/2018/wordml" xmlns:w16du="http://schemas.microsoft.com/office/word/2023/wordml/word16du" xmlns:w16sdtdh="http://schemas.microsoft.com/office/word/2020/wordml/sdtdatahash" xmlns:w16sdtfl="http://schemas.microsoft.com/office/word/2024/wordml/sdtformatlock" xmlns:w16se="http://schemas.microsoft.com/office/word/2015/wordml/symex" xmlns:wpg="http://schemas.microsoft.com/office/word/2010/wordprocessingGroup" xmlns:wpi="http://schemas.microsoft.com/office/word/2010/wordprocessingInk" xmlns:wne="http://schemas.microsoft.com/office/word/2006/wordml" xmlns:wps="http://schemas.microsoft.com/office/word/2010/wordprocessingShape" mc:Ignorable="w14 w15 w16se w16cid w16 w16cex w16sdtdh w16sdtfl w16du wp14">
+<w:endnotes xmlns:wpc="http://schemas.microsoft.com/office/word/2010/wordprocessingCanvas" xmlns:cx="http://schemas.microsoft.com/office/drawing/2014/chartex" xmlns:cx1="http://schemas.microsoft.com/office/drawing/2015/9/8/chartex" xmlns:cx2="http://schemas.microsoft.com/office/drawing/2015/10/21/chartex" xmlns:cx3="http://schemas.microsoft.com/office/drawing/2016/5/9/chartex" xmlns:cx4="http://schemas.microsoft.com/office/drawing/2016/5/10/chartex" xmlns:cx5="http://schemas.microsoft.com/office/drawing/2016/5/11/chartex" xmlns:cx6="http://schemas.microsoft.com/office/drawing/2016/5/12/chartex" xmlns:cx7="http://schemas.microsoft.com/office/drawing/2016/5/13/chartex" xmlns:cx8="http://schemas.microsoft.com/office/drawing/2016/5/14/chartex" xmlns:mc="http://schemas.openxmlformats.org/markup-compatibility/2006" xmlns:aink="http://schemas.microsoft.com/office/drawing/2016/ink" xmlns:am3d="http://schemas.microsoft.com/office/drawing/2017/model3d" xmlns:o="urn:schemas-microsoft-com:office:office" xmlns:r="http://schemas.openxmlformats.org/officeDocument/2006/relationships" xmlns:m="http://schemas.openxmlformats.org/officeDocument/2006/math" xmlns:v="urn:schemas-microsoft-com:vml" xmlns:wp14="http://schemas.microsoft.com/office/word/2010/wordprocessingDrawing" xmlns:wp="http://schemas.openxmlformats.org/drawingml/2006/wordprocessingDrawing" xmlns:w10="urn:schemas-microsoft-com:office:word" xmlns:w="http://schemas.openxmlformats.org/wordprocessingml/2006/main" xmlns:w14="http://schemas.microsoft.com/office/word/2010/wordml" xmlns:w15="http://schemas.microsoft.com/office/word/2012/wordml" xmlns:w16cid="http://schemas.microsoft.com/office/word/2016/wordml/cid" xmlns:w16se="http://schemas.microsoft.com/office/word/2015/wordml/symex" xmlns:wpg="http://schemas.microsoft.com/office/word/2010/wordprocessingGroup" xmlns:wpi="http://schemas.microsoft.com/office/word/2010/wordprocessingInk" xmlns:wne="http://schemas.microsoft.com/office/word/2006/wordml" xmlns:wps="http://schemas.microsoft.com/office/word/2010/wordprocessingShape" mc:Ignorable="w14 w15 w16se w16cid wp14">
   <w:endnote w:type="separator" w:id="-1">
     <w:p>
       <w:pPr>
@@ -1452,7 +2014,7 @@
 </file>
 
 <file path=word/footer1.xml><?xml version="1.0" encoding="utf-8"?>
-<w:ftr xmlns:wpc="http://schemas.microsoft.com/office/word/2010/wordprocessingCanvas" xmlns:cx="http://schemas.microsoft.com/office/drawing/2014/chartex" xmlns:cx1="http://schemas.microsoft.com/office/drawing/2015/9/8/chartex" xmlns:cx2="http://schemas.microsoft.com/office/drawing/2015/10/21/chartex" xmlns:cx3="http://schemas.microsoft.com/office/drawing/2016/5/9/chartex" xmlns:cx4="http://schemas.microsoft.com/office/drawing/2016/5/10/chartex" xmlns:cx5="http://schemas.microsoft.com/office/drawing/2016/5/11/chartex" xmlns:cx6="http://schemas.microsoft.com/office/drawing/2016/5/12/chartex" xmlns:cx7="http://schemas.microsoft.com/office/drawing/2016/5/13/chartex" xmlns:cx8="http://schemas.microsoft.com/office/drawing/2016/5/14/chartex" xmlns:mc="http://schemas.openxmlformats.org/markup-compatibility/2006" xmlns:aink="http://schemas.microsoft.com/office/drawing/2016/ink" xmlns:am3d="http://schemas.microsoft.com/office/drawing/2017/model3d" xmlns:o="urn:schemas-microsoft-com:office:office" xmlns:oel="http://schemas.microsoft.com/office/2019/extlst" xmlns:r="http://schemas.openxmlformats.org/officeDocument/2006/relationships" xmlns:m="http://schemas.openxmlformats.org/officeDocument/2006/math" xmlns:v="urn:schemas-microsoft-com:vml" xmlns:wp14="http://schemas.microsoft.com/office/word/2010/wordprocessingDrawing" xmlns:wp="http://schemas.openxmlformats.org/drawingml/2006/wordprocessingDrawing" xmlns:w10="urn:schemas-microsoft-com:office:word" xmlns:w="http://schemas.openxmlformats.org/wordprocessingml/2006/main" xmlns:w14="http://schemas.microsoft.com/office/word/2010/wordml" xmlns:w15="http://schemas.microsoft.com/office/word/2012/wordml" xmlns:w16cex="http://schemas.microsoft.com/office/word/2018/wordml/cex" xmlns:w16cid="http://schemas.microsoft.com/office/word/2016/wordml/cid" xmlns:w16="http://schemas.microsoft.com/office/word/2018/wordml" xmlns:w16du="http://schemas.microsoft.com/office/word/2023/wordml/word16du" xmlns:w16sdtdh="http://schemas.microsoft.com/office/word/2020/wordml/sdtdatahash" xmlns:w16sdtfl="http://schemas.microsoft.com/office/word/2024/wordml/sdtformatlock" xmlns:w16se="http://schemas.microsoft.com/office/word/2015/wordml/symex" xmlns:wpg="http://schemas.microsoft.com/office/word/2010/wordprocessingGroup" xmlns:wpi="http://schemas.microsoft.com/office/word/2010/wordprocessingInk" xmlns:wne="http://schemas.microsoft.com/office/word/2006/wordml" xmlns:wps="http://schemas.microsoft.com/office/word/2010/wordprocessingShape" mc:Ignorable="w14 w15 w16se w16cid w16 w16cex w16sdtdh w16sdtfl w16du wp14">
+<w:ftr xmlns:wpc="http://schemas.microsoft.com/office/word/2010/wordprocessingCanvas" xmlns:cx="http://schemas.microsoft.com/office/drawing/2014/chartex" xmlns:cx1="http://schemas.microsoft.com/office/drawing/2015/9/8/chartex" xmlns:cx2="http://schemas.microsoft.com/office/drawing/2015/10/21/chartex" xmlns:cx3="http://schemas.microsoft.com/office/drawing/2016/5/9/chartex" xmlns:cx4="http://schemas.microsoft.com/office/drawing/2016/5/10/chartex" xmlns:cx5="http://schemas.microsoft.com/office/drawing/2016/5/11/chartex" xmlns:cx6="http://schemas.microsoft.com/office/drawing/2016/5/12/chartex" xmlns:cx7="http://schemas.microsoft.com/office/drawing/2016/5/13/chartex" xmlns:cx8="http://schemas.microsoft.com/office/drawing/2016/5/14/chartex" xmlns:mc="http://schemas.openxmlformats.org/markup-compatibility/2006" xmlns:aink="http://schemas.microsoft.com/office/drawing/2016/ink" xmlns:am3d="http://schemas.microsoft.com/office/drawing/2017/model3d" xmlns:o="urn:schemas-microsoft-com:office:office" xmlns:r="http://schemas.openxmlformats.org/officeDocument/2006/relationships" xmlns:m="http://schemas.openxmlformats.org/officeDocument/2006/math" xmlns:v="urn:schemas-microsoft-com:vml" xmlns:wp14="http://schemas.microsoft.com/office/word/2010/wordprocessingDrawing" xmlns:wp="http://schemas.openxmlformats.org/drawingml/2006/wordprocessingDrawing" xmlns:w10="urn:schemas-microsoft-com:office:word" xmlns:w="http://schemas.openxmlformats.org/wordprocessingml/2006/main" xmlns:w14="http://schemas.microsoft.com/office/word/2010/wordml" xmlns:w15="http://schemas.microsoft.com/office/word/2012/wordml" xmlns:w16cid="http://schemas.microsoft.com/office/word/2016/wordml/cid" xmlns:w16se="http://schemas.microsoft.com/office/word/2015/wordml/symex" xmlns:wpg="http://schemas.microsoft.com/office/word/2010/wordprocessingGroup" xmlns:wpi="http://schemas.microsoft.com/office/word/2010/wordprocessingInk" xmlns:wne="http://schemas.microsoft.com/office/word/2006/wordml" xmlns:wps="http://schemas.microsoft.com/office/word/2010/wordprocessingShape" mc:Ignorable="w14 w15 w16se w16cid wp14">
   <w:sdt>
     <w:sdtPr>
       <w:id w:val="-1258059817"/>
@@ -1461,6 +2023,7 @@
         <w:docPartUnique/>
       </w:docPartObj>
     </w:sdtPr>
+    <w:sdtEndPr/>
     <w:sdtContent>
       <w:p>
         <w:pPr>
@@ -1505,7 +2068,7 @@
 </file>
 
 <file path=word/footnotes.xml><?xml version="1.0" encoding="utf-8"?>
-<w:footnotes xmlns:wpc="http://schemas.microsoft.com/office/word/2010/wordprocessingCanvas" xmlns:cx="http://schemas.microsoft.com/office/drawing/2014/chartex" xmlns:cx1="http://schemas.microsoft.com/office/drawing/2015/9/8/chartex" xmlns:cx2="http://schemas.microsoft.com/office/drawing/2015/10/21/chartex" xmlns:cx3="http://schemas.microsoft.com/office/drawing/2016/5/9/chartex" xmlns:cx4="http://schemas.microsoft.com/office/drawing/2016/5/10/chartex" xmlns:cx5="http://schemas.microsoft.com/office/drawing/2016/5/11/chartex" xmlns:cx6="http://schemas.microsoft.com/office/drawing/2016/5/12/chartex" xmlns:cx7="http://schemas.microsoft.com/office/drawing/2016/5/13/chartex" xmlns:cx8="http://schemas.microsoft.com/office/drawing/2016/5/14/chartex" xmlns:mc="http://schemas.openxmlformats.org/markup-compatibility/2006" xmlns:aink="http://schemas.microsoft.com/office/drawing/2016/ink" xmlns:am3d="http://schemas.microsoft.com/office/drawing/2017/model3d" xmlns:o="urn:schemas-microsoft-com:office:office" xmlns:oel="http://schemas.microsoft.com/office/2019/extlst" xmlns:r="http://schemas.openxmlformats.org/officeDocument/2006/relationships" xmlns:m="http://schemas.openxmlformats.org/officeDocument/2006/math" xmlns:v="urn:schemas-microsoft-com:vml" xmlns:wp14="http://schemas.microsoft.com/office/word/2010/wordprocessingDrawing" xmlns:wp="http://schemas.openxmlformats.org/drawingml/2006/wordprocessingDrawing" xmlns:w10="urn:schemas-microsoft-com:office:word" xmlns:w="http://schemas.openxmlformats.org/wordprocessingml/2006/main" xmlns:w14="http://schemas.microsoft.com/office/word/2010/wordml" xmlns:w15="http://schemas.microsoft.com/office/word/2012/wordml" xmlns:w16cex="http://schemas.microsoft.com/office/word/2018/wordml/cex" xmlns:w16cid="http://schemas.microsoft.com/office/word/2016/wordml/cid" xmlns:w16="http://schemas.microsoft.com/office/word/2018/wordml" xmlns:w16du="http://schemas.microsoft.com/office/word/2023/wordml/word16du" xmlns:w16sdtdh="http://schemas.microsoft.com/office/word/2020/wordml/sdtdatahash" xmlns:w16sdtfl="http://schemas.microsoft.com/office/word/2024/wordml/sdtformatlock" xmlns:w16se="http://schemas.microsoft.com/office/word/2015/wordml/symex" xmlns:wpg="http://schemas.microsoft.com/office/word/2010/wordprocessingGroup" xmlns:wpi="http://schemas.microsoft.com/office/word/2010/wordprocessingInk" xmlns:wne="http://schemas.microsoft.com/office/word/2006/wordml" xmlns:wps="http://schemas.microsoft.com/office/word/2010/wordprocessingShape" mc:Ignorable="w14 w15 w16se w16cid w16 w16cex w16sdtdh w16sdtfl w16du wp14">
+<w:footnotes xmlns:wpc="http://schemas.microsoft.com/office/word/2010/wordprocessingCanvas" xmlns:cx="http://schemas.microsoft.com/office/drawing/2014/chartex" xmlns:cx1="http://schemas.microsoft.com/office/drawing/2015/9/8/chartex" xmlns:cx2="http://schemas.microsoft.com/office/drawing/2015/10/21/chartex" xmlns:cx3="http://schemas.microsoft.com/office/drawing/2016/5/9/chartex" xmlns:cx4="http://schemas.microsoft.com/office/drawing/2016/5/10/chartex" xmlns:cx5="http://schemas.microsoft.com/office/drawing/2016/5/11/chartex" xmlns:cx6="http://schemas.microsoft.com/office/drawing/2016/5/12/chartex" xmlns:cx7="http://schemas.microsoft.com/office/drawing/2016/5/13/chartex" xmlns:cx8="http://schemas.microsoft.com/office/drawing/2016/5/14/chartex" xmlns:mc="http://schemas.openxmlformats.org/markup-compatibility/2006" xmlns:aink="http://schemas.microsoft.com/office/drawing/2016/ink" xmlns:am3d="http://schemas.microsoft.com/office/drawing/2017/model3d" xmlns:o="urn:schemas-microsoft-com:office:office" xmlns:r="http://schemas.openxmlformats.org/officeDocument/2006/relationships" xmlns:m="http://schemas.openxmlformats.org/officeDocument/2006/math" xmlns:v="urn:schemas-microsoft-com:vml" xmlns:wp14="http://schemas.microsoft.com/office/word/2010/wordprocessingDrawing" xmlns:wp="http://schemas.openxmlformats.org/drawingml/2006/wordprocessingDrawing" xmlns:w10="urn:schemas-microsoft-com:office:word" xmlns:w="http://schemas.openxmlformats.org/wordprocessingml/2006/main" xmlns:w14="http://schemas.microsoft.com/office/word/2010/wordml" xmlns:w15="http://schemas.microsoft.com/office/word/2012/wordml" xmlns:w16cid="http://schemas.microsoft.com/office/word/2016/wordml/cid" xmlns:w16se="http://schemas.microsoft.com/office/word/2015/wordml/symex" xmlns:wpg="http://schemas.microsoft.com/office/word/2010/wordprocessingGroup" xmlns:wpi="http://schemas.microsoft.com/office/word/2010/wordprocessingInk" xmlns:wne="http://schemas.microsoft.com/office/word/2006/wordml" xmlns:wps="http://schemas.microsoft.com/office/word/2010/wordprocessingShape" mc:Ignorable="w14 w15 w16se w16cid wp14">
   <w:footnote w:type="separator" w:id="-1">
     <w:p>
       <w:pPr>
@@ -1530,7 +2093,7 @@
 </file>
 
 <file path=word/numbering.xml><?xml version="1.0" encoding="utf-8"?>
-<w:numbering xmlns:wpc="http://schemas.microsoft.com/office/word/2010/wordprocessingCanvas" xmlns:cx="http://schemas.microsoft.com/office/drawing/2014/chartex" xmlns:cx1="http://schemas.microsoft.com/office/drawing/2015/9/8/chartex" xmlns:cx2="http://schemas.microsoft.com/office/drawing/2015/10/21/chartex" xmlns:cx3="http://schemas.microsoft.com/office/drawing/2016/5/9/chartex" xmlns:cx4="http://schemas.microsoft.com/office/drawing/2016/5/10/chartex" xmlns:cx5="http://schemas.microsoft.com/office/drawing/2016/5/11/chartex" xmlns:cx6="http://schemas.microsoft.com/office/drawing/2016/5/12/chartex" xmlns:cx7="http://schemas.microsoft.com/office/drawing/2016/5/13/chartex" xmlns:cx8="http://schemas.microsoft.com/office/drawing/2016/5/14/chartex" xmlns:mc="http://schemas.openxmlformats.org/markup-compatibility/2006" xmlns:aink="http://schemas.microsoft.com/office/drawing/2016/ink" xmlns:am3d="http://schemas.microsoft.com/office/drawing/2017/model3d" xmlns:o="urn:schemas-microsoft-com:office:office" xmlns:oel="http://schemas.microsoft.com/office/2019/extlst" xmlns:r="http://schemas.openxmlformats.org/officeDocument/2006/relationships" xmlns:m="http://schemas.openxmlformats.org/officeDocument/2006/math" xmlns:v="urn:schemas-microsoft-com:vml" xmlns:wp14="http://schemas.microsoft.com/office/word/2010/wordprocessingDrawing" xmlns:wp="http://schemas.openxmlformats.org/drawingml/2006/wordprocessingDrawing" xmlns:w10="urn:schemas-microsoft-com:office:word" xmlns:w="http://schemas.openxmlformats.org/wordprocessingml/2006/main" xmlns:w14="http://schemas.microsoft.com/office/word/2010/wordml" xmlns:w15="http://schemas.microsoft.com/office/word/2012/wordml" xmlns:w16cex="http://schemas.microsoft.com/office/word/2018/wordml/cex" xmlns:w16cid="http://schemas.microsoft.com/office/word/2016/wordml/cid" xmlns:w16="http://schemas.microsoft.com/office/word/2018/wordml" xmlns:w16du="http://schemas.microsoft.com/office/word/2023/wordml/word16du" xmlns:w16sdtdh="http://schemas.microsoft.com/office/word/2020/wordml/sdtdatahash" xmlns:w16sdtfl="http://schemas.microsoft.com/office/word/2024/wordml/sdtformatlock" xmlns:w16se="http://schemas.microsoft.com/office/word/2015/wordml/symex" xmlns:wpg="http://schemas.microsoft.com/office/word/2010/wordprocessingGroup" xmlns:wpi="http://schemas.microsoft.com/office/word/2010/wordprocessingInk" xmlns:wne="http://schemas.microsoft.com/office/word/2006/wordml" xmlns:wps="http://schemas.microsoft.com/office/word/2010/wordprocessingShape" mc:Ignorable="w14 w15 w16se w16cid w16 w16cex w16sdtdh w16sdtfl w16du wp14">
+<w:numbering xmlns:wpc="http://schemas.microsoft.com/office/word/2010/wordprocessingCanvas" xmlns:cx="http://schemas.microsoft.com/office/drawing/2014/chartex" xmlns:cx1="http://schemas.microsoft.com/office/drawing/2015/9/8/chartex" xmlns:cx2="http://schemas.microsoft.com/office/drawing/2015/10/21/chartex" xmlns:cx3="http://schemas.microsoft.com/office/drawing/2016/5/9/chartex" xmlns:cx4="http://schemas.microsoft.com/office/drawing/2016/5/10/chartex" xmlns:cx5="http://schemas.microsoft.com/office/drawing/2016/5/11/chartex" xmlns:cx6="http://schemas.microsoft.com/office/drawing/2016/5/12/chartex" xmlns:cx7="http://schemas.microsoft.com/office/drawing/2016/5/13/chartex" xmlns:cx8="http://schemas.microsoft.com/office/drawing/2016/5/14/chartex" xmlns:mc="http://schemas.openxmlformats.org/markup-compatibility/2006" xmlns:aink="http://schemas.microsoft.com/office/drawing/2016/ink" xmlns:am3d="http://schemas.microsoft.com/office/drawing/2017/model3d" xmlns:o="urn:schemas-microsoft-com:office:office" xmlns:r="http://schemas.openxmlformats.org/officeDocument/2006/relationships" xmlns:m="http://schemas.openxmlformats.org/officeDocument/2006/math" xmlns:v="urn:schemas-microsoft-com:vml" xmlns:wp14="http://schemas.microsoft.com/office/word/2010/wordprocessingDrawing" xmlns:wp="http://schemas.openxmlformats.org/drawingml/2006/wordprocessingDrawing" xmlns:w10="urn:schemas-microsoft-com:office:word" xmlns:w="http://schemas.openxmlformats.org/wordprocessingml/2006/main" xmlns:w14="http://schemas.microsoft.com/office/word/2010/wordml" xmlns:w15="http://schemas.microsoft.com/office/word/2012/wordml" xmlns:w16cid="http://schemas.microsoft.com/office/word/2016/wordml/cid" xmlns:w16se="http://schemas.microsoft.com/office/word/2015/wordml/symex" xmlns:wpg="http://schemas.microsoft.com/office/word/2010/wordprocessingGroup" xmlns:wpi="http://schemas.microsoft.com/office/word/2010/wordprocessingInk" xmlns:wne="http://schemas.microsoft.com/office/word/2006/wordml" xmlns:wps="http://schemas.microsoft.com/office/word/2010/wordprocessingShape" mc:Ignorable="w14 w15 w16se w16cid wp14">
   <w:abstractNum w:abstractNumId="0" w15:restartNumberingAfterBreak="0">
     <w:nsid w:val="FFFFFF7C"/>
     <w:multiLevelType w:val="singleLevel"/>
@@ -1702,38 +2265,38 @@
       </w:rPr>
     </w:lvl>
   </w:abstractNum>
-  <w:num w:numId="1" w16cid:durableId="1487087913">
+  <w:num w:numId="1">
     <w:abstractNumId w:val="8"/>
   </w:num>
-  <w:num w:numId="2" w16cid:durableId="1831286041">
+  <w:num w:numId="2">
     <w:abstractNumId w:val="6"/>
   </w:num>
-  <w:num w:numId="3" w16cid:durableId="1446581679">
+  <w:num w:numId="3">
     <w:abstractNumId w:val="5"/>
   </w:num>
-  <w:num w:numId="4" w16cid:durableId="1117138495">
+  <w:num w:numId="4">
     <w:abstractNumId w:val="4"/>
   </w:num>
-  <w:num w:numId="5" w16cid:durableId="764375453">
+  <w:num w:numId="5">
     <w:abstractNumId w:val="7"/>
   </w:num>
-  <w:num w:numId="6" w16cid:durableId="470365991">
+  <w:num w:numId="6">
     <w:abstractNumId w:val="3"/>
   </w:num>
-  <w:num w:numId="7" w16cid:durableId="265044512">
+  <w:num w:numId="7">
     <w:abstractNumId w:val="2"/>
   </w:num>
-  <w:num w:numId="8" w16cid:durableId="568879194">
+  <w:num w:numId="8">
     <w:abstractNumId w:val="1"/>
   </w:num>
-  <w:num w:numId="9" w16cid:durableId="190456323">
+  <w:num w:numId="9">
     <w:abstractNumId w:val="0"/>
   </w:num>
 </w:numbering>
 </file>
 
 <file path=word/styles.xml><?xml version="1.0" encoding="utf-8"?>
-<w:styles xmlns:mc="http://schemas.openxmlformats.org/markup-compatibility/2006" xmlns:r="http://schemas.openxmlformats.org/officeDocument/2006/relationships" xmlns:w="http://schemas.openxmlformats.org/wordprocessingml/2006/main" xmlns:w14="http://schemas.microsoft.com/office/word/2010/wordml" xmlns:w15="http://schemas.microsoft.com/office/word/2012/wordml" xmlns:w16cex="http://schemas.microsoft.com/office/word/2018/wordml/cex" xmlns:w16cid="http://schemas.microsoft.com/office/word/2016/wordml/cid" xmlns:w16="http://schemas.microsoft.com/office/word/2018/wordml" xmlns:w16du="http://schemas.microsoft.com/office/word/2023/wordml/word16du" xmlns:w16sdtdh="http://schemas.microsoft.com/office/word/2020/wordml/sdtdatahash" xmlns:w16sdtfl="http://schemas.microsoft.com/office/word/2024/wordml/sdtformatlock" xmlns:w16se="http://schemas.microsoft.com/office/word/2015/wordml/symex" mc:Ignorable="w14 w15 w16se w16cid w16 w16cex w16sdtdh w16sdtfl w16du">
+<w:styles xmlns:mc="http://schemas.openxmlformats.org/markup-compatibility/2006" xmlns:r="http://schemas.openxmlformats.org/officeDocument/2006/relationships" xmlns:w="http://schemas.openxmlformats.org/wordprocessingml/2006/main" xmlns:w14="http://schemas.microsoft.com/office/word/2010/wordml" xmlns:w15="http://schemas.microsoft.com/office/word/2012/wordml" xmlns:w16cid="http://schemas.microsoft.com/office/word/2016/wordml/cid" xmlns:w16se="http://schemas.microsoft.com/office/word/2015/wordml/symex" mc:Ignorable="w14 w15 w16se w16cid">
   <w:docDefaults>
     <w:rPrDefault>
       <w:rPr>
@@ -1749,7 +2312,7 @@
       </w:pPr>
     </w:pPrDefault>
   </w:docDefaults>
-  <w:latentStyles w:defLockedState="0" w:defUIPriority="99" w:defSemiHidden="0" w:defUnhideWhenUsed="0" w:defQFormat="0" w:count="376">
+  <w:latentStyles w:defLockedState="0" w:defUIPriority="99" w:defSemiHidden="0" w:defUnhideWhenUsed="0" w:defQFormat="0" w:count="375">
     <w:lsdException w:name="Normal" w:uiPriority="0" w:qFormat="1"/>
     <w:lsdException w:name="heading 1" w:uiPriority="9" w:qFormat="1"/>
     <w:lsdException w:name="heading 2" w:semiHidden="1" w:uiPriority="9" w:unhideWhenUsed="1" w:qFormat="1"/>
@@ -2116,7 +2679,6 @@
     <w:lsdException w:name="Smart Hyperlink" w:semiHidden="1" w:unhideWhenUsed="1"/>
     <w:lsdException w:name="Hashtag" w:semiHidden="1" w:unhideWhenUsed="1"/>
     <w:lsdException w:name="Unresolved Mention" w:semiHidden="1" w:unhideWhenUsed="1"/>
-    <w:lsdException w:name="Smart Link" w:semiHidden="1" w:unhideWhenUsed="1"/>
   </w:latentStyles>
   <w:style w:type="paragraph" w:default="1" w:styleId="a1">
     <w:name w:val="Normal"/>
@@ -2126,7 +2688,7 @@
       <w:spacing w:after="80"/>
     </w:pPr>
     <w:rPr>
-      <w:rFonts w:ascii="Yu Gothic" w:eastAsia="Yu Gothic" w:hAnsi="Yu Gothic"/>
+      <w:rFonts w:ascii="游ゴシック" w:eastAsia="游ゴシック" w:hAnsi="游ゴシック"/>
       <w:sz w:val="21"/>
     </w:rPr>
   </w:style>
@@ -13447,7 +14009,7 @@
 </file>
 
 <file path=customXml/itemProps1.xml><?xml version="1.0" encoding="utf-8"?>
-<ds:datastoreItem xmlns:ds="http://schemas.openxmlformats.org/officeDocument/2006/customXml" ds:itemID="{EF278816-EC6F-A645-907D-7F25AECB1D4A}">
+<ds:datastoreItem xmlns:ds="http://schemas.openxmlformats.org/officeDocument/2006/customXml" ds:itemID="{6B767041-1460-448B-A9C8-C9B59D905CB9}">
   <ds:schemaRefs>
     <ds:schemaRef ds:uri="http://schemas.openxmlformats.org/officeDocument/2006/bibliography"/>
   </ds:schemaRefs>
